--- a/离散数学/集合论与图论/集合论与图论（下）课后习题/第10讲测验.docx
+++ b/离散数学/集合论与图论/集合论与图论（下）课后习题/第10讲测验.docx
@@ -60,23 +60,8 @@
         <w:rPr>
           <w:lang w:eastAsia="zh-CN"/>
         </w:rPr>
-        <w:t>着色，使得有公共边界的</w:t>
+        <w:t>着色，使得有公共边界的区域着以不同的颜色，至少需要（）</w:t>
       </w:r>
-      <w:proofErr w:type="gramStart"/>
-      <w:r>
-        <w:rPr>
-          <w:lang w:eastAsia="zh-CN"/>
-        </w:rPr>
-        <w:t>区域着</w:t>
-      </w:r>
-      <w:proofErr w:type="gramEnd"/>
-      <w:r>
-        <w:rPr>
-          <w:lang w:eastAsia="zh-CN"/>
-        </w:rPr>
-        <w:t>以不同的颜色，至少需要（）</w:t>
-      </w:r>
-      <w:proofErr w:type="gramStart"/>
       <w:r>
         <w:rPr>
           <w:rFonts w:hint="eastAsia"/>
@@ -84,7 +69,6 @@
         </w:rPr>
         <w:t>个</w:t>
       </w:r>
-      <w:proofErr w:type="gramEnd"/>
       <w:r>
         <w:rPr>
           <w:lang w:eastAsia="zh-CN"/>
@@ -139,12 +123,13 @@
     <w:p>
       <w:pPr>
         <w:spacing w:line="360" w:lineRule="auto"/>
-      </w:pPr>
-      <w:proofErr w:type="spellStart"/>
+        <w:rPr>
+          <w:rFonts w:hint="eastAsia"/>
+        </w:rPr>
+      </w:pPr>
       <w:r>
         <w:t>答案:B</w:t>
       </w:r>
-      <w:proofErr w:type="spellEnd"/>
     </w:p>
     <w:p>
       <w:pPr>
@@ -212,12 +197,13 @@
     <w:p>
       <w:pPr>
         <w:spacing w:line="360" w:lineRule="auto"/>
-      </w:pPr>
-      <w:proofErr w:type="spellStart"/>
+        <w:rPr>
+          <w:rFonts w:hint="eastAsia"/>
+        </w:rPr>
+      </w:pPr>
       <w:r>
         <w:t>答案:D</w:t>
       </w:r>
-      <w:proofErr w:type="spellEnd"/>
     </w:p>
     <w:p>
       <w:pPr>
@@ -264,12 +250,13 @@
     <w:p>
       <w:pPr>
         <w:spacing w:line="360" w:lineRule="auto"/>
-      </w:pPr>
-      <w:proofErr w:type="spellStart"/>
+        <w:rPr>
+          <w:rFonts w:hint="eastAsia"/>
+        </w:rPr>
+      </w:pPr>
       <w:r>
         <w:t>答案:B</w:t>
       </w:r>
-      <w:proofErr w:type="spellEnd"/>
     </w:p>
     <w:p>
       <w:pPr>
@@ -375,6 +362,7 @@
       <w:pPr>
         <w:spacing w:line="360" w:lineRule="auto"/>
         <w:rPr>
+          <w:rFonts w:hint="eastAsia"/>
           <w:highlight w:val="yellow"/>
           <w:lang w:eastAsia="zh-CN"/>
         </w:rPr>
@@ -411,23 +399,7 @@
           <w:highlight w:val="yellow"/>
           <w:lang w:eastAsia="zh-CN"/>
         </w:rPr>
-        <w:t>5,设图G有p</w:t>
-      </w:r>
-      <w:proofErr w:type="gramStart"/>
-      <w:r>
-        <w:rPr>
-          <w:highlight w:val="yellow"/>
-          <w:lang w:eastAsia="zh-CN"/>
-        </w:rPr>
-        <w:t>个</w:t>
-      </w:r>
-      <w:proofErr w:type="gramEnd"/>
-      <w:r>
-        <w:rPr>
-          <w:highlight w:val="yellow"/>
-          <w:lang w:eastAsia="zh-CN"/>
-        </w:rPr>
-        <w:t>顶点，如果图G的色数为p，则图G为完全图。</w:t>
+        <w:t>5,设图G有p个顶点，如果图G的色数为p，则图G为完全图。</w:t>
       </w:r>
     </w:p>
     <w:p>
@@ -468,6 +440,7 @@
       <w:pPr>
         <w:spacing w:line="360" w:lineRule="auto"/>
         <w:rPr>
+          <w:rFonts w:hint="eastAsia"/>
           <w:highlight w:val="yellow"/>
           <w:lang w:eastAsia="zh-CN"/>
         </w:rPr>
@@ -484,6 +457,7 @@
       <w:pPr>
         <w:spacing w:line="360" w:lineRule="auto"/>
         <w:rPr>
+          <w:rFonts w:hint="eastAsia"/>
           <w:highlight w:val="yellow"/>
           <w:lang w:eastAsia="zh-CN"/>
         </w:rPr>
@@ -493,17 +467,8 @@
           <w:highlight w:val="yellow"/>
           <w:lang w:eastAsia="zh-CN"/>
         </w:rPr>
-        <w:t xml:space="preserve">完全图 </w:t>
+        <w:t>完全图 Kp</w:t>
       </w:r>
-      <w:proofErr w:type="spellStart"/>
-      <w:r>
-        <w:rPr>
-          <w:highlight w:val="yellow"/>
-          <w:lang w:eastAsia="zh-CN"/>
-        </w:rPr>
-        <w:t>Kp</w:t>
-      </w:r>
-      <w:proofErr w:type="spellEnd"/>
       <w:r>
         <w:rPr>
           <w:rFonts w:ascii="Times New Roman" w:hAnsi="Times New Roman" w:cs="Times New Roman"/>
@@ -517,17 +482,8 @@
           <w:highlight w:val="yellow"/>
           <w:lang w:eastAsia="zh-CN"/>
         </w:rPr>
-        <w:t xml:space="preserve"> 中，任意两个顶点都相邻，因此每个顶点都必须使用不同的颜色，所以 χ(</w:t>
+        <w:t xml:space="preserve"> 中，任意两个顶点都相邻，因此每个顶点都必须使用不同的颜色，所以 χ(Kp</w:t>
       </w:r>
-      <w:proofErr w:type="spellStart"/>
-      <w:r>
-        <w:rPr>
-          <w:highlight w:val="yellow"/>
-          <w:lang w:eastAsia="zh-CN"/>
-        </w:rPr>
-        <w:t>Kp</w:t>
-      </w:r>
-      <w:proofErr w:type="spellEnd"/>
       <w:r>
         <w:rPr>
           <w:rFonts w:ascii="Times New Roman" w:hAnsi="Times New Roman" w:cs="Times New Roman"/>
@@ -548,6 +504,7 @@
       <w:pPr>
         <w:spacing w:line="360" w:lineRule="auto"/>
         <w:rPr>
+          <w:rFonts w:hint="eastAsia"/>
           <w:highlight w:val="yellow"/>
           <w:lang w:eastAsia="zh-CN"/>
         </w:rPr>
@@ -568,6 +525,7 @@
         </w:numPr>
         <w:spacing w:line="360" w:lineRule="auto"/>
         <w:rPr>
+          <w:rFonts w:hint="eastAsia"/>
           <w:highlight w:val="yellow"/>
           <w:lang w:eastAsia="zh-CN"/>
         </w:rPr>
@@ -588,6 +546,7 @@
         </w:numPr>
         <w:spacing w:line="360" w:lineRule="auto"/>
         <w:rPr>
+          <w:rFonts w:hint="eastAsia"/>
           <w:b/>
           <w:bCs/>
           <w:highlight w:val="yellow"/>
@@ -614,6 +573,7 @@
         </w:numPr>
         <w:spacing w:line="360" w:lineRule="auto"/>
         <w:rPr>
+          <w:rFonts w:hint="eastAsia"/>
           <w:highlight w:val="yellow"/>
           <w:lang w:eastAsia="zh-CN"/>
         </w:rPr>
@@ -623,17 +583,8 @@
           <w:highlight w:val="yellow"/>
           <w:lang w:eastAsia="zh-CN"/>
         </w:rPr>
-        <w:t xml:space="preserve">因此，当 χ(G)=p 时，图 G 一定是完全图 </w:t>
+        <w:t>因此，当 χ(G)=p 时，图 G 一定是完全图 Kp</w:t>
       </w:r>
-      <w:proofErr w:type="spellStart"/>
-      <w:r>
-        <w:rPr>
-          <w:highlight w:val="yellow"/>
-          <w:lang w:eastAsia="zh-CN"/>
-        </w:rPr>
-        <w:t>Kp</w:t>
-      </w:r>
-      <w:proofErr w:type="spellEnd"/>
       <w:r>
         <w:rPr>
           <w:rFonts w:ascii="Times New Roman" w:hAnsi="Times New Roman" w:cs="Times New Roman"/>
@@ -671,21 +622,7 @@
         <w:rPr>
           <w:lang w:eastAsia="zh-CN"/>
         </w:rPr>
-        <w:t>6,设G是一个有p</w:t>
-      </w:r>
-      <w:proofErr w:type="gramStart"/>
-      <w:r>
-        <w:rPr>
-          <w:lang w:eastAsia="zh-CN"/>
-        </w:rPr>
-        <w:t>个</w:t>
-      </w:r>
-      <w:proofErr w:type="gramEnd"/>
-      <w:r>
-        <w:rPr>
-          <w:lang w:eastAsia="zh-CN"/>
-        </w:rPr>
-        <w:t>顶点的d-正则图，则</w:t>
+        <w:t>6,设G是一个有p个顶点的d-正则图，则</w:t>
       </w:r>
       <w:r>
         <w:rPr>
@@ -768,6 +705,7 @@
       <w:pPr>
         <w:spacing w:line="360" w:lineRule="auto"/>
         <w:rPr>
+          <w:rFonts w:hint="eastAsia"/>
           <w:lang w:eastAsia="zh-CN"/>
         </w:rPr>
       </w:pPr>
@@ -782,6 +720,7 @@
       <w:pPr>
         <w:spacing w:line="360" w:lineRule="auto"/>
         <w:rPr>
+          <w:rFonts w:hint="eastAsia"/>
           <w:b/>
           <w:bCs/>
           <w:lang w:eastAsia="zh-CN"/>
@@ -791,21 +730,7 @@
         <w:rPr>
           <w:lang w:eastAsia="zh-CN"/>
         </w:rPr>
-        <w:t xml:space="preserve">有 p </w:t>
-      </w:r>
-      <w:proofErr w:type="gramStart"/>
-      <w:r>
-        <w:rPr>
-          <w:lang w:eastAsia="zh-CN"/>
-        </w:rPr>
-        <w:t>个</w:t>
-      </w:r>
-      <w:proofErr w:type="gramEnd"/>
-      <w:r>
-        <w:rPr>
-          <w:lang w:eastAsia="zh-CN"/>
-        </w:rPr>
-        <w:t>顶点的 d</w:t>
+        <w:t>有 p 个顶点的 d</w:t>
       </w:r>
       <w:r>
         <w:rPr>
@@ -827,25 +752,7 @@
           <w:bCs/>
           <w:lang w:eastAsia="zh-CN"/>
         </w:rPr>
-        <w:t xml:space="preserve">一个图一共有 p </w:t>
-      </w:r>
-      <w:proofErr w:type="gramStart"/>
-      <w:r>
-        <w:rPr>
-          <w:b/>
-          <w:bCs/>
-          <w:lang w:eastAsia="zh-CN"/>
-        </w:rPr>
-        <w:t>个</w:t>
-      </w:r>
-      <w:proofErr w:type="gramEnd"/>
-      <w:r>
-        <w:rPr>
-          <w:b/>
-          <w:bCs/>
-          <w:lang w:eastAsia="zh-CN"/>
-        </w:rPr>
-        <w:t>顶点，每个顶点的度数都恰好是 d。</w:t>
+        <w:t>一个图一共有 p 个顶点，每个顶点的度数都恰好是 d。</w:t>
       </w:r>
     </w:p>
     <w:p>
@@ -861,10 +768,105 @@
       <w:pPr>
         <w:spacing w:line="360" w:lineRule="auto"/>
         <w:rPr>
+          <w:lang w:eastAsia="zh-CN"/>
+        </w:rPr>
+      </w:pPr>
+      <w:r>
+        <w:rPr>
+          <w:noProof/>
+        </w:rPr>
+        <w:drawing>
+          <wp:inline distT="0" distB="0" distL="0" distR="0" wp14:anchorId="4116309D" wp14:editId="19597A72">
+            <wp:extent cx="5486400" cy="1826895"/>
+            <wp:effectExtent l="0" t="0" r="0" b="1905"/>
+            <wp:docPr id="727820220" name="图片 1"/>
+            <wp:cNvGraphicFramePr>
+              <a:graphicFrameLocks xmlns:a="http://schemas.openxmlformats.org/drawingml/2006/main" noChangeAspect="1"/>
+            </wp:cNvGraphicFramePr>
+            <a:graphic xmlns:a="http://schemas.openxmlformats.org/drawingml/2006/main">
+              <a:graphicData uri="http://schemas.openxmlformats.org/drawingml/2006/picture">
+                <pic:pic xmlns:pic="http://schemas.openxmlformats.org/drawingml/2006/picture">
+                  <pic:nvPicPr>
+                    <pic:cNvPr id="727820220" name=""/>
+                    <pic:cNvPicPr/>
+                  </pic:nvPicPr>
+                  <pic:blipFill>
+                    <a:blip r:embed="rId9"/>
+                    <a:stretch>
+                      <a:fillRect/>
+                    </a:stretch>
+                  </pic:blipFill>
+                  <pic:spPr>
+                    <a:xfrm>
+                      <a:off x="0" y="0"/>
+                      <a:ext cx="5486400" cy="1826895"/>
+                    </a:xfrm>
+                    <a:prstGeom prst="rect">
+                      <a:avLst/>
+                    </a:prstGeom>
+                  </pic:spPr>
+                </pic:pic>
+              </a:graphicData>
+            </a:graphic>
+          </wp:inline>
+        </w:drawing>
+      </w:r>
+      <w:r>
+        <w:rPr>
+          <w:noProof/>
+        </w:rPr>
+        <w:drawing>
+          <wp:inline distT="0" distB="0" distL="0" distR="0" wp14:anchorId="466C4FE8" wp14:editId="44425085">
+            <wp:extent cx="4800000" cy="495238"/>
+            <wp:effectExtent l="0" t="0" r="635" b="635"/>
+            <wp:docPr id="2120712868" name="图片 1"/>
+            <wp:cNvGraphicFramePr>
+              <a:graphicFrameLocks xmlns:a="http://schemas.openxmlformats.org/drawingml/2006/main" noChangeAspect="1"/>
+            </wp:cNvGraphicFramePr>
+            <a:graphic xmlns:a="http://schemas.openxmlformats.org/drawingml/2006/main">
+              <a:graphicData uri="http://schemas.openxmlformats.org/drawingml/2006/picture">
+                <pic:pic xmlns:pic="http://schemas.openxmlformats.org/drawingml/2006/picture">
+                  <pic:nvPicPr>
+                    <pic:cNvPr id="2120712868" name=""/>
+                    <pic:cNvPicPr/>
+                  </pic:nvPicPr>
+                  <pic:blipFill>
+                    <a:blip r:embed="rId10"/>
+                    <a:stretch>
+                      <a:fillRect/>
+                    </a:stretch>
+                  </pic:blipFill>
+                  <pic:spPr>
+                    <a:xfrm>
+                      <a:off x="0" y="0"/>
+                      <a:ext cx="4800000" cy="495238"/>
+                    </a:xfrm>
+                    <a:prstGeom prst="rect">
+                      <a:avLst/>
+                    </a:prstGeom>
+                  </pic:spPr>
+                </pic:pic>
+              </a:graphicData>
+            </a:graphic>
+          </wp:inline>
+        </w:drawing>
+      </w:r>
+    </w:p>
+    <w:p>
+      <w:pPr>
+        <w:spacing w:line="360" w:lineRule="auto"/>
+        <w:rPr>
           <w:rFonts w:hint="eastAsia"/>
           <w:lang w:eastAsia="zh-CN"/>
         </w:rPr>
       </w:pPr>
+      <w:r>
+        <w:rPr>
+          <w:rFonts w:hint="eastAsia"/>
+          <w:lang w:eastAsia="zh-CN"/>
+        </w:rPr>
+        <w:t>则选A</w:t>
+      </w:r>
     </w:p>
     <w:sectPr>
       <w:pgSz w:w="12240" w:h="15840"/>
@@ -1990,6 +1992,7 @@
   <w:style w:type="character" w:default="1" w:styleId="a2">
     <w:name w:val="Default Paragraph Font"/>
     <w:uiPriority w:val="1"/>
+    <w:semiHidden/>
     <w:unhideWhenUsed/>
   </w:style>
   <w:style w:type="table" w:default="1" w:styleId="a3">

--- a/离散数学/集合论与图论/集合论与图论（下）课后习题/第10讲测验.docx
+++ b/离散数学/集合论与图论/集合论与图论（下）课后习题/第10讲测验.docx
@@ -36,7 +36,7 @@
                     <pic:cNvPicPr/>
                   </pic:nvPicPr>
                   <pic:blipFill>
-                    <a:blip r:embed="rId6"/>
+                    <a:blip r:embed="rId8"/>
                     <a:stretch>
                       <a:fillRect/>
                     </a:stretch>
@@ -127,9 +127,11 @@
           <w:rFonts w:hint="eastAsia"/>
         </w:rPr>
       </w:pPr>
+      <w:proofErr w:type="spellStart"/>
       <w:r>
         <w:t>答案:B</w:t>
       </w:r>
+      <w:proofErr w:type="spellEnd"/>
     </w:p>
     <w:p>
       <w:pPr>
@@ -201,9 +203,11 @@
           <w:rFonts w:hint="eastAsia"/>
         </w:rPr>
       </w:pPr>
+      <w:proofErr w:type="spellStart"/>
       <w:r>
         <w:t>答案:D</w:t>
       </w:r>
+      <w:proofErr w:type="spellEnd"/>
     </w:p>
     <w:p>
       <w:pPr>
@@ -231,10 +235,12 @@
           <w:rFonts w:hint="eastAsia"/>
         </w:rPr>
       </w:pPr>
+      <w:proofErr w:type="spellStart"/>
       <w:r>
         <w:lastRenderedPageBreak/>
         <w:t>A,错误</w:t>
       </w:r>
+      <w:proofErr w:type="spellEnd"/>
     </w:p>
     <w:p>
       <w:pPr>
@@ -243,9 +249,11 @@
           <w:rFonts w:hint="eastAsia"/>
         </w:rPr>
       </w:pPr>
+      <w:proofErr w:type="spellStart"/>
       <w:r>
         <w:t>B,正确</w:t>
       </w:r>
+      <w:proofErr w:type="spellEnd"/>
     </w:p>
     <w:p>
       <w:pPr>
@@ -254,9 +262,11 @@
           <w:rFonts w:hint="eastAsia"/>
         </w:rPr>
       </w:pPr>
+      <w:proofErr w:type="spellStart"/>
       <w:r>
         <w:t>答案:B</w:t>
       </w:r>
+      <w:proofErr w:type="spellEnd"/>
     </w:p>
     <w:p>
       <w:pPr>
@@ -301,7 +311,7 @@
                     <pic:cNvPicPr/>
                   </pic:nvPicPr>
                   <pic:blipFill>
-                    <a:blip r:embed="rId7"/>
+                    <a:blip r:embed="rId9"/>
                     <a:stretch>
                       <a:fillRect/>
                     </a:stretch>
@@ -321,11 +331,19 @@
           </wp:inline>
         </w:drawing>
       </w:r>
+      <w:proofErr w:type="spellStart"/>
       <w:r>
         <w:rPr>
           <w:highlight w:val="yellow"/>
         </w:rPr>
-        <w:t>的色数为p。</w:t>
+        <w:t>的色数为p</w:t>
+      </w:r>
+      <w:proofErr w:type="spellEnd"/>
+      <w:r>
+        <w:rPr>
+          <w:highlight w:val="yellow"/>
+        </w:rPr>
+        <w:t>。</w:t>
       </w:r>
     </w:p>
     <w:p>
@@ -336,12 +354,14 @@
           <w:highlight w:val="yellow"/>
         </w:rPr>
       </w:pPr>
+      <w:proofErr w:type="spellStart"/>
       <w:r>
         <w:rPr>
           <w:highlight w:val="yellow"/>
         </w:rPr>
         <w:t>A,正确</w:t>
       </w:r>
+      <w:proofErr w:type="spellEnd"/>
     </w:p>
     <w:p>
       <w:pPr>
@@ -351,12 +371,14 @@
           <w:highlight w:val="yellow"/>
         </w:rPr>
       </w:pPr>
+      <w:proofErr w:type="spellStart"/>
       <w:r>
         <w:rPr>
           <w:highlight w:val="yellow"/>
         </w:rPr>
         <w:t>B,错误</w:t>
       </w:r>
+      <w:proofErr w:type="spellEnd"/>
     </w:p>
     <w:p>
       <w:pPr>
@@ -467,8 +489,17 @@
           <w:highlight w:val="yellow"/>
           <w:lang w:eastAsia="zh-CN"/>
         </w:rPr>
-        <w:t>完全图 Kp</w:t>
+        <w:t xml:space="preserve">完全图 </w:t>
       </w:r>
+      <w:proofErr w:type="spellStart"/>
+      <w:r>
+        <w:rPr>
+          <w:highlight w:val="yellow"/>
+          <w:lang w:eastAsia="zh-CN"/>
+        </w:rPr>
+        <w:t>Kp</w:t>
+      </w:r>
+      <w:proofErr w:type="spellEnd"/>
       <w:r>
         <w:rPr>
           <w:rFonts w:ascii="Times New Roman" w:hAnsi="Times New Roman" w:cs="Times New Roman"/>
@@ -482,8 +513,17 @@
           <w:highlight w:val="yellow"/>
           <w:lang w:eastAsia="zh-CN"/>
         </w:rPr>
-        <w:t xml:space="preserve"> 中，任意两个顶点都相邻，因此每个顶点都必须使用不同的颜色，所以 χ(Kp</w:t>
+        <w:t xml:space="preserve"> 中，任意两个顶点都相邻，因此每个顶点都必须使用不同的颜色，所以 χ(</w:t>
       </w:r>
+      <w:proofErr w:type="spellStart"/>
+      <w:r>
+        <w:rPr>
+          <w:highlight w:val="yellow"/>
+          <w:lang w:eastAsia="zh-CN"/>
+        </w:rPr>
+        <w:t>Kp</w:t>
+      </w:r>
+      <w:proofErr w:type="spellEnd"/>
       <w:r>
         <w:rPr>
           <w:rFonts w:ascii="Times New Roman" w:hAnsi="Times New Roman" w:cs="Times New Roman"/>
@@ -583,8 +623,17 @@
           <w:highlight w:val="yellow"/>
           <w:lang w:eastAsia="zh-CN"/>
         </w:rPr>
-        <w:t>因此，当 χ(G)=p 时，图 G 一定是完全图 Kp</w:t>
+        <w:t xml:space="preserve">因此，当 χ(G)=p 时，图 G 一定是完全图 </w:t>
       </w:r>
+      <w:proofErr w:type="spellStart"/>
+      <w:r>
+        <w:rPr>
+          <w:highlight w:val="yellow"/>
+          <w:lang w:eastAsia="zh-CN"/>
+        </w:rPr>
+        <w:t>Kp</w:t>
+      </w:r>
+      <w:proofErr w:type="spellEnd"/>
       <w:r>
         <w:rPr>
           <w:rFonts w:ascii="Times New Roman" w:hAnsi="Times New Roman" w:cs="Times New Roman"/>
@@ -644,7 +693,7 @@
                     <pic:cNvPicPr/>
                   </pic:nvPicPr>
                   <pic:blipFill>
-                    <a:blip r:embed="rId8"/>
+                    <a:blip r:embed="rId10"/>
                     <a:stretch>
                       <a:fillRect/>
                     </a:stretch>
@@ -759,15 +808,38 @@
       <w:pPr>
         <w:spacing w:line="360" w:lineRule="auto"/>
         <w:rPr>
+          <w:lang w:eastAsia="zh-CN"/>
+        </w:rPr>
+      </w:pPr>
+    </w:p>
+    <w:p>
+      <w:pPr>
+        <w:spacing w:line="360" w:lineRule="auto"/>
+        <w:rPr>
           <w:rFonts w:hint="eastAsia"/>
           <w:lang w:eastAsia="zh-CN"/>
         </w:rPr>
       </w:pPr>
+      <w:r>
+        <w:rPr>
+          <w:rFonts w:hint="eastAsia"/>
+          <w:lang w:eastAsia="zh-CN"/>
+        </w:rPr>
+        <w:t>正则图的色数下界（Hoffman 界）</w:t>
+      </w:r>
+      <w:r>
+        <w:rPr>
+          <w:rFonts w:hint="eastAsia"/>
+          <w:lang w:eastAsia="zh-CN"/>
+        </w:rPr>
+        <w:t>：</w:t>
+      </w:r>
     </w:p>
     <w:p>
       <w:pPr>
         <w:spacing w:line="360" w:lineRule="auto"/>
         <w:rPr>
+          <w:rFonts w:hint="eastAsia"/>
           <w:lang w:eastAsia="zh-CN"/>
         </w:rPr>
       </w:pPr>
@@ -791,7 +863,7 @@
                     <pic:cNvPicPr/>
                   </pic:nvPicPr>
                   <pic:blipFill>
-                    <a:blip r:embed="rId9"/>
+                    <a:blip r:embed="rId11"/>
                     <a:stretch>
                       <a:fillRect/>
                     </a:stretch>
@@ -831,7 +903,7 @@
                     <pic:cNvPicPr/>
                   </pic:nvPicPr>
                   <pic:blipFill>
-                    <a:blip r:embed="rId10"/>
+                    <a:blip r:embed="rId12"/>
                     <a:stretch>
                       <a:fillRect/>
                     </a:stretch>
@@ -876,6 +948,68 @@
     </w:sectPr>
   </w:body>
 </w:document>
+</file>
+
+<file path=word/endnotes.xml><?xml version="1.0" encoding="utf-8"?>
+<w:endnotes xmlns:wpc="http://schemas.microsoft.com/office/word/2010/wordprocessingCanvas" xmlns:cx="http://schemas.microsoft.com/office/drawing/2014/chartex" xmlns:cx1="http://schemas.microsoft.com/office/drawing/2015/9/8/chartex" xmlns:cx2="http://schemas.microsoft.com/office/drawing/2015/10/21/chartex" xmlns:cx3="http://schemas.microsoft.com/office/drawing/2016/5/9/chartex" xmlns:cx4="http://schemas.microsoft.com/office/drawing/2016/5/10/chartex" xmlns:cx5="http://schemas.microsoft.com/office/drawing/2016/5/11/chartex" xmlns:cx6="http://schemas.microsoft.com/office/drawing/2016/5/12/chartex" xmlns:cx7="http://schemas.microsoft.com/office/drawing/2016/5/13/chartex" xmlns:cx8="http://schemas.microsoft.com/office/drawing/2016/5/14/chartex" xmlns:mc="http://schemas.openxmlformats.org/markup-compatibility/2006" xmlns:aink="http://schemas.microsoft.com/office/drawing/2016/ink" xmlns:am3d="http://schemas.microsoft.com/office/drawing/2017/model3d" xmlns:o="urn:schemas-microsoft-com:office:office" xmlns:oel="http://schemas.microsoft.com/office/2019/extlst" xmlns:r="http://schemas.openxmlformats.org/officeDocument/2006/relationships" xmlns:m="http://schemas.openxmlformats.org/officeDocument/2006/math" xmlns:v="urn:schemas-microsoft-com:vml" xmlns:wp14="http://schemas.microsoft.com/office/word/2010/wordprocessingDrawing" xmlns:wp="http://schemas.openxmlformats.org/drawingml/2006/wordprocessingDrawing" xmlns:w10="urn:schemas-microsoft-com:office:word" xmlns:w="http://schemas.openxmlformats.org/wordprocessingml/2006/main" xmlns:w14="http://schemas.microsoft.com/office/word/2010/wordml" xmlns:w15="http://schemas.microsoft.com/office/word/2012/wordml" xmlns:w16cex="http://schemas.microsoft.com/office/word/2018/wordml/cex" xmlns:w16cid="http://schemas.microsoft.com/office/word/2016/wordml/cid" xmlns:w16="http://schemas.microsoft.com/office/word/2018/wordml" xmlns:w16du="http://schemas.microsoft.com/office/word/2023/wordml/word16du" xmlns:w16sdtdh="http://schemas.microsoft.com/office/word/2020/wordml/sdtdatahash" xmlns:w16sdtfl="http://schemas.microsoft.com/office/word/2024/wordml/sdtformatlock" xmlns:w16se="http://schemas.microsoft.com/office/word/2015/wordml/symex" xmlns:wpg="http://schemas.microsoft.com/office/word/2010/wordprocessingGroup" xmlns:wpi="http://schemas.microsoft.com/office/word/2010/wordprocessingInk" xmlns:wne="http://schemas.microsoft.com/office/word/2006/wordml" xmlns:wps="http://schemas.microsoft.com/office/word/2010/wordprocessingShape" mc:Ignorable="w14 w15 w16se w16cid w16 w16cex w16sdtdh w16sdtfl w16du wp14">
+  <w:endnote w:type="separator" w:id="-1">
+    <w:p>
+      <w:pPr>
+        <w:spacing w:after="0" w:line="240" w:lineRule="auto"/>
+        <w:rPr>
+          <w:rFonts w:hint="eastAsia"/>
+        </w:rPr>
+      </w:pPr>
+      <w:r>
+        <w:separator/>
+      </w:r>
+    </w:p>
+  </w:endnote>
+  <w:endnote w:type="continuationSeparator" w:id="0">
+    <w:p>
+      <w:pPr>
+        <w:spacing w:after="0" w:line="240" w:lineRule="auto"/>
+        <w:rPr>
+          <w:rFonts w:hint="eastAsia"/>
+        </w:rPr>
+      </w:pPr>
+      <w:r>
+        <w:continuationSeparator/>
+      </w:r>
+    </w:p>
+  </w:endnote>
+</w:endnotes>
+</file>
+
+<file path=word/footnotes.xml><?xml version="1.0" encoding="utf-8"?>
+<w:footnotes xmlns:wpc="http://schemas.microsoft.com/office/word/2010/wordprocessingCanvas" xmlns:cx="http://schemas.microsoft.com/office/drawing/2014/chartex" xmlns:cx1="http://schemas.microsoft.com/office/drawing/2015/9/8/chartex" xmlns:cx2="http://schemas.microsoft.com/office/drawing/2015/10/21/chartex" xmlns:cx3="http://schemas.microsoft.com/office/drawing/2016/5/9/chartex" xmlns:cx4="http://schemas.microsoft.com/office/drawing/2016/5/10/chartex" xmlns:cx5="http://schemas.microsoft.com/office/drawing/2016/5/11/chartex" xmlns:cx6="http://schemas.microsoft.com/office/drawing/2016/5/12/chartex" xmlns:cx7="http://schemas.microsoft.com/office/drawing/2016/5/13/chartex" xmlns:cx8="http://schemas.microsoft.com/office/drawing/2016/5/14/chartex" xmlns:mc="http://schemas.openxmlformats.org/markup-compatibility/2006" xmlns:aink="http://schemas.microsoft.com/office/drawing/2016/ink" xmlns:am3d="http://schemas.microsoft.com/office/drawing/2017/model3d" xmlns:o="urn:schemas-microsoft-com:office:office" xmlns:oel="http://schemas.microsoft.com/office/2019/extlst" xmlns:r="http://schemas.openxmlformats.org/officeDocument/2006/relationships" xmlns:m="http://schemas.openxmlformats.org/officeDocument/2006/math" xmlns:v="urn:schemas-microsoft-com:vml" xmlns:wp14="http://schemas.microsoft.com/office/word/2010/wordprocessingDrawing" xmlns:wp="http://schemas.openxmlformats.org/drawingml/2006/wordprocessingDrawing" xmlns:w10="urn:schemas-microsoft-com:office:word" xmlns:w="http://schemas.openxmlformats.org/wordprocessingml/2006/main" xmlns:w14="http://schemas.microsoft.com/office/word/2010/wordml" xmlns:w15="http://schemas.microsoft.com/office/word/2012/wordml" xmlns:w16cex="http://schemas.microsoft.com/office/word/2018/wordml/cex" xmlns:w16cid="http://schemas.microsoft.com/office/word/2016/wordml/cid" xmlns:w16="http://schemas.microsoft.com/office/word/2018/wordml" xmlns:w16du="http://schemas.microsoft.com/office/word/2023/wordml/word16du" xmlns:w16sdtdh="http://schemas.microsoft.com/office/word/2020/wordml/sdtdatahash" xmlns:w16sdtfl="http://schemas.microsoft.com/office/word/2024/wordml/sdtformatlock" xmlns:w16se="http://schemas.microsoft.com/office/word/2015/wordml/symex" xmlns:wpg="http://schemas.microsoft.com/office/word/2010/wordprocessingGroup" xmlns:wpi="http://schemas.microsoft.com/office/word/2010/wordprocessingInk" xmlns:wne="http://schemas.microsoft.com/office/word/2006/wordml" xmlns:wps="http://schemas.microsoft.com/office/word/2010/wordprocessingShape" mc:Ignorable="w14 w15 w16se w16cid w16 w16cex w16sdtdh w16sdtfl w16du wp14">
+  <w:footnote w:type="separator" w:id="-1">
+    <w:p>
+      <w:pPr>
+        <w:spacing w:after="0" w:line="240" w:lineRule="auto"/>
+        <w:rPr>
+          <w:rFonts w:hint="eastAsia"/>
+        </w:rPr>
+      </w:pPr>
+      <w:r>
+        <w:separator/>
+      </w:r>
+    </w:p>
+  </w:footnote>
+  <w:footnote w:type="continuationSeparator" w:id="0">
+    <w:p>
+      <w:pPr>
+        <w:spacing w:after="0" w:line="240" w:lineRule="auto"/>
+        <w:rPr>
+          <w:rFonts w:hint="eastAsia"/>
+        </w:rPr>
+      </w:pPr>
+      <w:r>
+        <w:continuationSeparator/>
+      </w:r>
+    </w:p>
+  </w:footnote>
+</w:footnotes>
 </file>
 
 <file path=word/numbering.xml><?xml version="1.0" encoding="utf-8"?>

--- a/离散数学/集合论与图论/集合论与图论（下）课后习题/第10讲测验.docx
+++ b/离散数学/集合论与图论/集合论与图论（下）课后习题/第10讲测验.docx
@@ -60,8 +60,23 @@
         <w:rPr>
           <w:lang w:eastAsia="zh-CN"/>
         </w:rPr>
-        <w:t>着色，使得有公共边界的区域着以不同的颜色，至少需要（）</w:t>
+        <w:t>着色，使得有公共边界的</w:t>
       </w:r>
+      <w:proofErr w:type="gramStart"/>
+      <w:r>
+        <w:rPr>
+          <w:lang w:eastAsia="zh-CN"/>
+        </w:rPr>
+        <w:t>区域着</w:t>
+      </w:r>
+      <w:proofErr w:type="gramEnd"/>
+      <w:r>
+        <w:rPr>
+          <w:lang w:eastAsia="zh-CN"/>
+        </w:rPr>
+        <w:t>以不同的颜色，至少需要（）</w:t>
+      </w:r>
+      <w:proofErr w:type="gramStart"/>
       <w:r>
         <w:rPr>
           <w:rFonts w:hint="eastAsia"/>
@@ -69,6 +84,7 @@
         </w:rPr>
         <w:t>个</w:t>
       </w:r>
+      <w:proofErr w:type="gramEnd"/>
       <w:r>
         <w:rPr>
           <w:lang w:eastAsia="zh-CN"/>
@@ -412,16 +428,44 @@
         <w:spacing w:line="360" w:lineRule="auto"/>
         <w:rPr>
           <w:rFonts w:hint="eastAsia"/>
+          <w:b/>
+          <w:bCs/>
           <w:highlight w:val="yellow"/>
+          <w:u w:val="single"/>
           <w:lang w:eastAsia="zh-CN"/>
         </w:rPr>
       </w:pPr>
       <w:r>
         <w:rPr>
+          <w:b/>
+          <w:bCs/>
           <w:highlight w:val="yellow"/>
+          <w:u w:val="single"/>
           <w:lang w:eastAsia="zh-CN"/>
         </w:rPr>
-        <w:t>5,设图G有p个顶点，如果图G的色数为p，则图G为完全图。</w:t>
+        <w:t>5,设图G有p</w:t>
+      </w:r>
+      <w:proofErr w:type="gramStart"/>
+      <w:r>
+        <w:rPr>
+          <w:b/>
+          <w:bCs/>
+          <w:highlight w:val="yellow"/>
+          <w:u w:val="single"/>
+          <w:lang w:eastAsia="zh-CN"/>
+        </w:rPr>
+        <w:t>个</w:t>
+      </w:r>
+      <w:proofErr w:type="gramEnd"/>
+      <w:r>
+        <w:rPr>
+          <w:b/>
+          <w:bCs/>
+          <w:highlight w:val="yellow"/>
+          <w:u w:val="single"/>
+          <w:lang w:eastAsia="zh-CN"/>
+        </w:rPr>
+        <w:t>顶点，如果图G的色数为p，则图G为完全图。</w:t>
       </w:r>
     </w:p>
     <w:p>
@@ -429,13 +473,19 @@
         <w:spacing w:line="360" w:lineRule="auto"/>
         <w:rPr>
           <w:rFonts w:hint="eastAsia"/>
+          <w:b/>
+          <w:bCs/>
           <w:highlight w:val="yellow"/>
+          <w:u w:val="single"/>
           <w:lang w:eastAsia="zh-CN"/>
         </w:rPr>
       </w:pPr>
       <w:r>
         <w:rPr>
+          <w:b/>
+          <w:bCs/>
           <w:highlight w:val="yellow"/>
+          <w:u w:val="single"/>
           <w:lang w:eastAsia="zh-CN"/>
         </w:rPr>
         <w:t>A,错误</w:t>
@@ -446,13 +496,19 @@
         <w:spacing w:line="360" w:lineRule="auto"/>
         <w:rPr>
           <w:rFonts w:hint="eastAsia"/>
+          <w:b/>
+          <w:bCs/>
           <w:highlight w:val="yellow"/>
+          <w:u w:val="single"/>
           <w:lang w:eastAsia="zh-CN"/>
         </w:rPr>
       </w:pPr>
       <w:r>
         <w:rPr>
+          <w:b/>
+          <w:bCs/>
           <w:highlight w:val="yellow"/>
+          <w:u w:val="single"/>
           <w:lang w:eastAsia="zh-CN"/>
         </w:rPr>
         <w:t>B,正确</w:t>
@@ -463,13 +519,19 @@
         <w:spacing w:line="360" w:lineRule="auto"/>
         <w:rPr>
           <w:rFonts w:hint="eastAsia"/>
+          <w:b/>
+          <w:bCs/>
           <w:highlight w:val="yellow"/>
+          <w:u w:val="single"/>
           <w:lang w:eastAsia="zh-CN"/>
         </w:rPr>
       </w:pPr>
       <w:r>
         <w:rPr>
+          <w:b/>
+          <w:bCs/>
           <w:highlight w:val="yellow"/>
+          <w:u w:val="single"/>
           <w:lang w:eastAsia="zh-CN"/>
         </w:rPr>
         <w:t>答案:B</w:t>
@@ -664,18 +726,62 @@
         <w:spacing w:line="360" w:lineRule="auto"/>
         <w:rPr>
           <w:rFonts w:hint="eastAsia"/>
+          <w:b/>
+          <w:bCs/>
+          <w:sz w:val="28"/>
+          <w:szCs w:val="28"/>
+          <w:highlight w:val="yellow"/>
+          <w:u w:val="single"/>
           <w:lang w:eastAsia="zh-CN"/>
         </w:rPr>
       </w:pPr>
       <w:r>
         <w:rPr>
+          <w:b/>
+          <w:bCs/>
+          <w:sz w:val="28"/>
+          <w:szCs w:val="28"/>
+          <w:highlight w:val="yellow"/>
+          <w:u w:val="single"/>
           <w:lang w:eastAsia="zh-CN"/>
         </w:rPr>
-        <w:t>6,设G是一个有p个顶点的d-正则图，则</w:t>
+        <w:t>6,设G是一个有p</w:t>
+      </w:r>
+      <w:proofErr w:type="gramStart"/>
+      <w:r>
+        <w:rPr>
+          <w:b/>
+          <w:bCs/>
+          <w:sz w:val="28"/>
+          <w:szCs w:val="28"/>
+          <w:highlight w:val="yellow"/>
+          <w:u w:val="single"/>
+          <w:lang w:eastAsia="zh-CN"/>
+        </w:rPr>
+        <w:t>个</w:t>
+      </w:r>
+      <w:proofErr w:type="gramEnd"/>
+      <w:r>
+        <w:rPr>
+          <w:b/>
+          <w:bCs/>
+          <w:sz w:val="28"/>
+          <w:szCs w:val="28"/>
+          <w:highlight w:val="yellow"/>
+          <w:u w:val="single"/>
+          <w:lang w:eastAsia="zh-CN"/>
+        </w:rPr>
+        <w:t>顶点的d-正则图，则</w:t>
       </w:r>
       <w:r>
         <w:rPr>
+          <w:b/>
+          <w:bCs/>
           <w:noProof/>
+          <w:sz w:val="28"/>
+          <w:szCs w:val="28"/>
+          <w:highlight w:val="yellow"/>
+          <w:u w:val="single"/>
         </w:rPr>
         <w:drawing>
           <wp:inline distT="0" distB="0" distL="0" distR="0" wp14:anchorId="60E8B841" wp14:editId="5AF1919E">
@@ -715,6 +821,12 @@
       </w:r>
       <w:r>
         <w:rPr>
+          <w:b/>
+          <w:bCs/>
+          <w:sz w:val="28"/>
+          <w:szCs w:val="28"/>
+          <w:highlight w:val="yellow"/>
+          <w:u w:val="single"/>
           <w:lang w:eastAsia="zh-CN"/>
         </w:rPr>
         <w:t>。</w:t>
@@ -725,11 +837,23 @@
         <w:spacing w:line="360" w:lineRule="auto"/>
         <w:rPr>
           <w:rFonts w:hint="eastAsia"/>
+          <w:b/>
+          <w:bCs/>
+          <w:sz w:val="28"/>
+          <w:szCs w:val="28"/>
+          <w:highlight w:val="yellow"/>
+          <w:u w:val="single"/>
           <w:lang w:eastAsia="zh-CN"/>
         </w:rPr>
       </w:pPr>
       <w:r>
         <w:rPr>
+          <w:b/>
+          <w:bCs/>
+          <w:sz w:val="28"/>
+          <w:szCs w:val="28"/>
+          <w:highlight w:val="yellow"/>
+          <w:u w:val="single"/>
           <w:lang w:eastAsia="zh-CN"/>
         </w:rPr>
         <w:t>A,正确</w:t>
@@ -740,11 +864,23 @@
         <w:spacing w:line="360" w:lineRule="auto"/>
         <w:rPr>
           <w:rFonts w:hint="eastAsia"/>
+          <w:b/>
+          <w:bCs/>
+          <w:sz w:val="28"/>
+          <w:szCs w:val="28"/>
+          <w:highlight w:val="yellow"/>
+          <w:u w:val="single"/>
           <w:lang w:eastAsia="zh-CN"/>
         </w:rPr>
       </w:pPr>
       <w:r>
         <w:rPr>
+          <w:b/>
+          <w:bCs/>
+          <w:sz w:val="28"/>
+          <w:szCs w:val="28"/>
+          <w:highlight w:val="yellow"/>
+          <w:u w:val="single"/>
           <w:lang w:eastAsia="zh-CN"/>
         </w:rPr>
         <w:t>B,错误</w:t>
@@ -755,11 +891,23 @@
         <w:spacing w:line="360" w:lineRule="auto"/>
         <w:rPr>
           <w:rFonts w:hint="eastAsia"/>
+          <w:b/>
+          <w:bCs/>
+          <w:sz w:val="28"/>
+          <w:szCs w:val="28"/>
+          <w:highlight w:val="yellow"/>
+          <w:u w:val="single"/>
           <w:lang w:eastAsia="zh-CN"/>
         </w:rPr>
       </w:pPr>
       <w:r>
         <w:rPr>
+          <w:b/>
+          <w:bCs/>
+          <w:sz w:val="28"/>
+          <w:szCs w:val="28"/>
+          <w:highlight w:val="yellow"/>
+          <w:u w:val="single"/>
           <w:lang w:eastAsia="zh-CN"/>
         </w:rPr>
         <w:t>答案:A</w:t>
@@ -772,17 +920,59 @@
           <w:rFonts w:hint="eastAsia"/>
           <w:b/>
           <w:bCs/>
+          <w:sz w:val="28"/>
+          <w:szCs w:val="28"/>
+          <w:highlight w:val="yellow"/>
+          <w:u w:val="single"/>
           <w:lang w:eastAsia="zh-CN"/>
         </w:rPr>
       </w:pPr>
       <w:r>
         <w:rPr>
+          <w:b/>
+          <w:bCs/>
+          <w:sz w:val="28"/>
+          <w:szCs w:val="28"/>
+          <w:highlight w:val="yellow"/>
+          <w:u w:val="single"/>
           <w:lang w:eastAsia="zh-CN"/>
         </w:rPr>
-        <w:t>有 p 个顶点的 d</w:t>
+        <w:t xml:space="preserve">有 p </w:t>
+      </w:r>
+      <w:proofErr w:type="gramStart"/>
+      <w:r>
+        <w:rPr>
+          <w:b/>
+          <w:bCs/>
+          <w:sz w:val="28"/>
+          <w:szCs w:val="28"/>
+          <w:highlight w:val="yellow"/>
+          <w:u w:val="single"/>
+          <w:lang w:eastAsia="zh-CN"/>
+        </w:rPr>
+        <w:t>个</w:t>
+      </w:r>
+      <w:proofErr w:type="gramEnd"/>
+      <w:r>
+        <w:rPr>
+          <w:b/>
+          <w:bCs/>
+          <w:sz w:val="28"/>
+          <w:szCs w:val="28"/>
+          <w:highlight w:val="yellow"/>
+          <w:u w:val="single"/>
+          <w:lang w:eastAsia="zh-CN"/>
+        </w:rPr>
+        <w:t>顶点的 d</w:t>
       </w:r>
       <w:r>
         <w:rPr>
+          <w:b/>
+          <w:bCs/>
+          <w:sz w:val="28"/>
+          <w:szCs w:val="28"/>
+          <w:highlight w:val="yellow"/>
+          <w:u w:val="single"/>
           <w:lang w:eastAsia="zh-CN"/>
         </w:rPr>
         <w:noBreakHyphen/>
@@ -791,6 +981,12 @@
       <w:r>
         <w:rPr>
           <w:rFonts w:hint="eastAsia"/>
+          <w:b/>
+          <w:bCs/>
+          <w:sz w:val="28"/>
+          <w:szCs w:val="28"/>
+          <w:highlight w:val="yellow"/>
+          <w:u w:val="single"/>
           <w:lang w:eastAsia="zh-CN"/>
         </w:rPr>
         <w:t>：</w:t>
@@ -799,15 +995,52 @@
         <w:rPr>
           <w:b/>
           <w:bCs/>
+          <w:sz w:val="28"/>
+          <w:szCs w:val="28"/>
+          <w:highlight w:val="yellow"/>
+          <w:u w:val="single"/>
           <w:lang w:eastAsia="zh-CN"/>
         </w:rPr>
-        <w:t>一个图一共有 p 个顶点，每个顶点的度数都恰好是 d。</w:t>
+        <w:t xml:space="preserve">一个图一共有 p </w:t>
+      </w:r>
+      <w:proofErr w:type="gramStart"/>
+      <w:r>
+        <w:rPr>
+          <w:b/>
+          <w:bCs/>
+          <w:sz w:val="28"/>
+          <w:szCs w:val="28"/>
+          <w:highlight w:val="yellow"/>
+          <w:u w:val="single"/>
+          <w:lang w:eastAsia="zh-CN"/>
+        </w:rPr>
+        <w:t>个</w:t>
+      </w:r>
+      <w:proofErr w:type="gramEnd"/>
+      <w:r>
+        <w:rPr>
+          <w:b/>
+          <w:bCs/>
+          <w:sz w:val="28"/>
+          <w:szCs w:val="28"/>
+          <w:highlight w:val="yellow"/>
+          <w:u w:val="single"/>
+          <w:lang w:eastAsia="zh-CN"/>
+        </w:rPr>
+        <w:t>顶点，每个顶点的度数都恰好是 d。</w:t>
       </w:r>
     </w:p>
     <w:p>
       <w:pPr>
         <w:spacing w:line="360" w:lineRule="auto"/>
         <w:rPr>
+          <w:rFonts w:hint="eastAsia"/>
+          <w:b/>
+          <w:bCs/>
+          <w:sz w:val="28"/>
+          <w:szCs w:val="28"/>
+          <w:highlight w:val="yellow"/>
+          <w:u w:val="single"/>
           <w:lang w:eastAsia="zh-CN"/>
         </w:rPr>
       </w:pPr>
@@ -817,22 +1050,27 @@
         <w:spacing w:line="360" w:lineRule="auto"/>
         <w:rPr>
           <w:rFonts w:hint="eastAsia"/>
+          <w:b/>
+          <w:bCs/>
+          <w:sz w:val="28"/>
+          <w:szCs w:val="28"/>
+          <w:highlight w:val="yellow"/>
+          <w:u w:val="single"/>
           <w:lang w:eastAsia="zh-CN"/>
         </w:rPr>
       </w:pPr>
       <w:r>
         <w:rPr>
           <w:rFonts w:hint="eastAsia"/>
+          <w:b/>
+          <w:bCs/>
+          <w:sz w:val="28"/>
+          <w:szCs w:val="28"/>
+          <w:highlight w:val="yellow"/>
+          <w:u w:val="single"/>
           <w:lang w:eastAsia="zh-CN"/>
         </w:rPr>
-        <w:t>正则图的色数下界（Hoffman 界）</w:t>
-      </w:r>
-      <w:r>
-        <w:rPr>
-          <w:rFonts w:hint="eastAsia"/>
-          <w:lang w:eastAsia="zh-CN"/>
-        </w:rPr>
-        <w:t>：</w:t>
+        <w:t>正则图的色数下界（Hoffman 界）：</w:t>
       </w:r>
     </w:p>
     <w:p>
@@ -840,12 +1078,24 @@
         <w:spacing w:line="360" w:lineRule="auto"/>
         <w:rPr>
           <w:rFonts w:hint="eastAsia"/>
+          <w:b/>
+          <w:bCs/>
+          <w:sz w:val="28"/>
+          <w:szCs w:val="28"/>
+          <w:highlight w:val="yellow"/>
+          <w:u w:val="single"/>
           <w:lang w:eastAsia="zh-CN"/>
         </w:rPr>
       </w:pPr>
       <w:r>
         <w:rPr>
+          <w:b/>
+          <w:bCs/>
           <w:noProof/>
+          <w:sz w:val="28"/>
+          <w:szCs w:val="28"/>
+          <w:highlight w:val="yellow"/>
+          <w:u w:val="single"/>
         </w:rPr>
         <w:drawing>
           <wp:inline distT="0" distB="0" distL="0" distR="0" wp14:anchorId="4116309D" wp14:editId="19597A72">
@@ -885,7 +1135,13 @@
       </w:r>
       <w:r>
         <w:rPr>
+          <w:b/>
+          <w:bCs/>
           <w:noProof/>
+          <w:sz w:val="28"/>
+          <w:szCs w:val="28"/>
+          <w:highlight w:val="yellow"/>
+          <w:u w:val="single"/>
         </w:rPr>
         <w:drawing>
           <wp:inline distT="0" distB="0" distL="0" distR="0" wp14:anchorId="466C4FE8" wp14:editId="44425085">
@@ -929,12 +1185,23 @@
         <w:spacing w:line="360" w:lineRule="auto"/>
         <w:rPr>
           <w:rFonts w:hint="eastAsia"/>
+          <w:b/>
+          <w:bCs/>
+          <w:sz w:val="28"/>
+          <w:szCs w:val="28"/>
+          <w:u w:val="single"/>
           <w:lang w:eastAsia="zh-CN"/>
         </w:rPr>
       </w:pPr>
       <w:r>
         <w:rPr>
           <w:rFonts w:hint="eastAsia"/>
+          <w:b/>
+          <w:bCs/>
+          <w:sz w:val="28"/>
+          <w:szCs w:val="28"/>
+          <w:highlight w:val="yellow"/>
+          <w:u w:val="single"/>
           <w:lang w:eastAsia="zh-CN"/>
         </w:rPr>
         <w:t>则选A</w:t>

--- a/离散数学/集合论与图论/集合论与图论（下）课后习题/第10讲测验.docx
+++ b/离散数学/集合论与图论/集合论与图论（下）课后习题/第10讲测验.docx
@@ -297,19 +297,14 @@
         <w:spacing w:line="360" w:lineRule="auto"/>
         <w:rPr>
           <w:rFonts w:hint="eastAsia"/>
-          <w:highlight w:val="yellow"/>
         </w:rPr>
       </w:pPr>
       <w:r>
-        <w:rPr>
-          <w:highlight w:val="yellow"/>
-        </w:rPr>
         <w:t>4,完全图</w:t>
       </w:r>
       <w:r>
         <w:rPr>
           <w:noProof/>
-          <w:highlight w:val="yellow"/>
         </w:rPr>
         <w:drawing>
           <wp:inline distT="0" distB="0" distL="0" distR="0" wp14:anchorId="58FA8E0B" wp14:editId="1F281CE1">
@@ -349,16 +344,10 @@
       </w:r>
       <w:proofErr w:type="spellStart"/>
       <w:r>
-        <w:rPr>
-          <w:highlight w:val="yellow"/>
-        </w:rPr>
         <w:t>的色数为p</w:t>
       </w:r>
       <w:proofErr w:type="spellEnd"/>
       <w:r>
-        <w:rPr>
-          <w:highlight w:val="yellow"/>
-        </w:rPr>
         <w:t>。</w:t>
       </w:r>
     </w:p>
@@ -367,14 +356,10 @@
         <w:spacing w:line="360" w:lineRule="auto"/>
         <w:rPr>
           <w:rFonts w:hint="eastAsia"/>
-          <w:highlight w:val="yellow"/>
         </w:rPr>
       </w:pPr>
       <w:proofErr w:type="spellStart"/>
       <w:r>
-        <w:rPr>
-          <w:highlight w:val="yellow"/>
-        </w:rPr>
         <w:t>A,正确</w:t>
       </w:r>
       <w:proofErr w:type="spellEnd"/>
@@ -384,17 +369,28 @@
         <w:spacing w:line="360" w:lineRule="auto"/>
         <w:rPr>
           <w:rFonts w:hint="eastAsia"/>
-          <w:highlight w:val="yellow"/>
         </w:rPr>
       </w:pPr>
       <w:proofErr w:type="spellStart"/>
       <w:r>
-        <w:rPr>
-          <w:highlight w:val="yellow"/>
-        </w:rPr>
         <w:t>B,错误</w:t>
       </w:r>
       <w:proofErr w:type="spellEnd"/>
+    </w:p>
+    <w:p>
+      <w:pPr>
+        <w:spacing w:line="360" w:lineRule="auto"/>
+        <w:rPr>
+          <w:rFonts w:hint="eastAsia"/>
+          <w:lang w:eastAsia="zh-CN"/>
+        </w:rPr>
+      </w:pPr>
+      <w:r>
+        <w:rPr>
+          <w:lang w:eastAsia="zh-CN"/>
+        </w:rPr>
+        <w:t>答案:A</w:t>
+      </w:r>
     </w:p>
     <w:p>
       <w:pPr>
@@ -405,23 +401,6 @@
           <w:lang w:eastAsia="zh-CN"/>
         </w:rPr>
       </w:pPr>
-      <w:r>
-        <w:rPr>
-          <w:highlight w:val="yellow"/>
-          <w:lang w:eastAsia="zh-CN"/>
-        </w:rPr>
-        <w:t>答案:A</w:t>
-      </w:r>
-    </w:p>
-    <w:p>
-      <w:pPr>
-        <w:spacing w:line="360" w:lineRule="auto"/>
-        <w:rPr>
-          <w:rFonts w:hint="eastAsia"/>
-          <w:highlight w:val="yellow"/>
-          <w:lang w:eastAsia="zh-CN"/>
-        </w:rPr>
-      </w:pPr>
     </w:p>
     <w:p>
       <w:pPr>
@@ -430,6 +409,8 @@
           <w:rFonts w:hint="eastAsia"/>
           <w:b/>
           <w:bCs/>
+          <w:sz w:val="24"/>
+          <w:szCs w:val="24"/>
           <w:highlight w:val="yellow"/>
           <w:u w:val="single"/>
           <w:lang w:eastAsia="zh-CN"/>
@@ -439,6 +420,8 @@
         <w:rPr>
           <w:b/>
           <w:bCs/>
+          <w:sz w:val="24"/>
+          <w:szCs w:val="24"/>
           <w:highlight w:val="yellow"/>
           <w:u w:val="single"/>
           <w:lang w:eastAsia="zh-CN"/>
@@ -450,6 +433,8 @@
         <w:rPr>
           <w:b/>
           <w:bCs/>
+          <w:sz w:val="24"/>
+          <w:szCs w:val="24"/>
           <w:highlight w:val="yellow"/>
           <w:u w:val="single"/>
           <w:lang w:eastAsia="zh-CN"/>
@@ -461,6 +446,8 @@
         <w:rPr>
           <w:b/>
           <w:bCs/>
+          <w:sz w:val="24"/>
+          <w:szCs w:val="24"/>
           <w:highlight w:val="yellow"/>
           <w:u w:val="single"/>
           <w:lang w:eastAsia="zh-CN"/>
@@ -475,6 +462,8 @@
           <w:rFonts w:hint="eastAsia"/>
           <w:b/>
           <w:bCs/>
+          <w:sz w:val="24"/>
+          <w:szCs w:val="24"/>
           <w:highlight w:val="yellow"/>
           <w:u w:val="single"/>
           <w:lang w:eastAsia="zh-CN"/>
@@ -484,6 +473,8 @@
         <w:rPr>
           <w:b/>
           <w:bCs/>
+          <w:sz w:val="24"/>
+          <w:szCs w:val="24"/>
           <w:highlight w:val="yellow"/>
           <w:u w:val="single"/>
           <w:lang w:eastAsia="zh-CN"/>
@@ -498,6 +489,8 @@
           <w:rFonts w:hint="eastAsia"/>
           <w:b/>
           <w:bCs/>
+          <w:sz w:val="24"/>
+          <w:szCs w:val="24"/>
           <w:highlight w:val="yellow"/>
           <w:u w:val="single"/>
           <w:lang w:eastAsia="zh-CN"/>
@@ -507,6 +500,8 @@
         <w:rPr>
           <w:b/>
           <w:bCs/>
+          <w:sz w:val="24"/>
+          <w:szCs w:val="24"/>
           <w:highlight w:val="yellow"/>
           <w:u w:val="single"/>
           <w:lang w:eastAsia="zh-CN"/>
@@ -521,6 +516,8 @@
           <w:rFonts w:hint="eastAsia"/>
           <w:b/>
           <w:bCs/>
+          <w:sz w:val="24"/>
+          <w:szCs w:val="24"/>
           <w:highlight w:val="yellow"/>
           <w:u w:val="single"/>
           <w:lang w:eastAsia="zh-CN"/>
@@ -530,6 +527,8 @@
         <w:rPr>
           <w:b/>
           <w:bCs/>
+          <w:sz w:val="24"/>
+          <w:szCs w:val="24"/>
           <w:highlight w:val="yellow"/>
           <w:u w:val="single"/>
           <w:lang w:eastAsia="zh-CN"/>
